--- a/A1_introduction/Reflection-Log-Block1.docx
+++ b/A1_introduction/Reflection-Log-Block1.docx
@@ -80,12 +80,6 @@
         <w:gridCol w:w="7706"/>
       </w:tblGrid>
       <w:tr>
-        <w:tblPrEx>
-          <w:tblCellMar>
-            <w:top w:w="0" w:type="dxa"/>
-            <w:bottom w:w="0" w:type="dxa"/>
-          </w:tblCellMar>
-        </w:tblPrEx>
         <w:trPr>
           <w:trHeight w:val="400"/>
         </w:trPr>
@@ -152,12 +146,6 @@
         </w:tc>
       </w:tr>
       <w:tr>
-        <w:tblPrEx>
-          <w:tblCellMar>
-            <w:top w:w="0" w:type="dxa"/>
-            <w:bottom w:w="0" w:type="dxa"/>
-          </w:tblCellMar>
-        </w:tblPrEx>
         <w:trPr>
           <w:trHeight w:val="400"/>
         </w:trPr>
@@ -193,7 +181,7 @@
                 <w:szCs w:val="18"/>
                 <w:lang w:val="en-US"/>
               </w:rPr>
-              <w:t>Date</w:t>
+              <w:t>Name</w:t>
             </w:r>
           </w:p>
         </w:tc>
@@ -224,12 +212,6 @@
         </w:tc>
       </w:tr>
       <w:tr>
-        <w:tblPrEx>
-          <w:tblCellMar>
-            <w:top w:w="0" w:type="dxa"/>
-            <w:bottom w:w="0" w:type="dxa"/>
-          </w:tblCellMar>
-        </w:tblPrEx>
         <w:trPr>
           <w:trHeight w:val="400"/>
         </w:trPr>
@@ -253,11 +235,6 @@
           </w:tcPr>
           <w:p>
             <w:pPr>
-              <w:rPr>
-                <w:lang w:val="en-US"/>
-              </w:rPr>
-            </w:pPr>
-            <w:r>
               <w:rPr>
                 <w:b/>
                 <w:bCs/>
@@ -265,7 +242,82 @@
                 <w:szCs w:val="18"/>
                 <w:lang w:val="en-US"/>
               </w:rPr>
-              <w:t>Group / Team</w:t>
+            </w:pPr>
+            <w:r>
+              <w:rPr>
+                <w:b/>
+                <w:bCs/>
+                <w:sz w:val="18"/>
+                <w:szCs w:val="18"/>
+                <w:lang w:val="en-US"/>
+              </w:rPr>
+              <w:t>Name</w:t>
+            </w:r>
+          </w:p>
+        </w:tc>
+        <w:tc>
+          <w:tcPr>
+            <w:tcW w:w="7706" w:type="dxa"/>
+            <w:tcBorders>
+              <w:top w:val="single" w:sz="1" w:space="0" w:color="CCCCCC"/>
+              <w:left w:val="single" w:sz="1" w:space="0" w:color="CCCCCC"/>
+              <w:bottom w:val="single" w:sz="1" w:space="0" w:color="CCCCCC"/>
+              <w:right w:val="single" w:sz="1" w:space="0" w:color="CCCCCC"/>
+            </w:tcBorders>
+            <w:shd w:val="clear" w:color="auto" w:fill="FFFFFF"/>
+            <w:tcMar>
+              <w:top w:w="60" w:type="dxa"/>
+              <w:left w:w="120" w:type="dxa"/>
+              <w:bottom w:w="60" w:type="dxa"/>
+              <w:right w:w="120" w:type="dxa"/>
+            </w:tcMar>
+          </w:tcPr>
+          <w:p>
+            <w:pPr>
+              <w:rPr>
+                <w:lang w:val="en-US"/>
+              </w:rPr>
+            </w:pPr>
+          </w:p>
+        </w:tc>
+      </w:tr>
+      <w:tr>
+        <w:trPr>
+          <w:trHeight w:val="400"/>
+        </w:trPr>
+        <w:tc>
+          <w:tcPr>
+            <w:tcW w:w="1800" w:type="dxa"/>
+            <w:tcBorders>
+              <w:top w:val="single" w:sz="1" w:space="0" w:color="CCCCCC"/>
+              <w:left w:val="single" w:sz="1" w:space="0" w:color="CCCCCC"/>
+              <w:bottom w:val="single" w:sz="1" w:space="0" w:color="CCCCCC"/>
+              <w:right w:val="single" w:sz="1" w:space="0" w:color="CCCCCC"/>
+            </w:tcBorders>
+            <w:shd w:val="clear" w:color="auto" w:fill="F5F5F5"/>
+            <w:tcMar>
+              <w:top w:w="60" w:type="dxa"/>
+              <w:left w:w="120" w:type="dxa"/>
+              <w:bottom w:w="60" w:type="dxa"/>
+              <w:right w:w="120" w:type="dxa"/>
+            </w:tcMar>
+            <w:vAlign w:val="center"/>
+          </w:tcPr>
+          <w:p>
+            <w:pPr>
+              <w:rPr>
+                <w:lang w:val="en-US"/>
+              </w:rPr>
+            </w:pPr>
+            <w:r>
+              <w:rPr>
+                <w:b/>
+                <w:bCs/>
+                <w:sz w:val="18"/>
+                <w:szCs w:val="18"/>
+                <w:lang w:val="en-US"/>
+              </w:rPr>
+              <w:t>Date</w:t>
             </w:r>
           </w:p>
         </w:tc>
@@ -361,12 +413,6 @@
         <w:gridCol w:w="9506"/>
       </w:tblGrid>
       <w:tr>
-        <w:tblPrEx>
-          <w:tblCellMar>
-            <w:top w:w="0" w:type="dxa"/>
-            <w:bottom w:w="0" w:type="dxa"/>
-          </w:tblCellMar>
-        </w:tblPrEx>
         <w:tc>
           <w:tcPr>
             <w:tcW w:w="9506" w:type="dxa"/>
@@ -502,12 +548,6 @@
         <w:gridCol w:w="9506"/>
       </w:tblGrid>
       <w:tr>
-        <w:tblPrEx>
-          <w:tblCellMar>
-            <w:top w:w="0" w:type="dxa"/>
-            <w:bottom w:w="0" w:type="dxa"/>
-          </w:tblCellMar>
-        </w:tblPrEx>
         <w:tc>
           <w:tcPr>
             <w:tcW w:w="9506" w:type="dxa"/>
@@ -546,12 +586,6 @@
         </w:tc>
       </w:tr>
       <w:tr>
-        <w:tblPrEx>
-          <w:tblCellMar>
-            <w:top w:w="0" w:type="dxa"/>
-            <w:bottom w:w="0" w:type="dxa"/>
-          </w:tblCellMar>
-        </w:tblPrEx>
         <w:trPr>
           <w:trHeight w:val="320"/>
         </w:trPr>
@@ -582,12 +616,6 @@
         </w:tc>
       </w:tr>
       <w:tr>
-        <w:tblPrEx>
-          <w:tblCellMar>
-            <w:top w:w="0" w:type="dxa"/>
-            <w:bottom w:w="0" w:type="dxa"/>
-          </w:tblCellMar>
-        </w:tblPrEx>
         <w:trPr>
           <w:trHeight w:val="320"/>
         </w:trPr>
@@ -664,12 +692,6 @@
         <w:gridCol w:w="9506"/>
       </w:tblGrid>
       <w:tr>
-        <w:tblPrEx>
-          <w:tblCellMar>
-            <w:top w:w="0" w:type="dxa"/>
-            <w:bottom w:w="0" w:type="dxa"/>
-          </w:tblCellMar>
-        </w:tblPrEx>
         <w:trPr>
           <w:trHeight w:val="2800"/>
         </w:trPr>
@@ -758,12 +780,6 @@
         <w:gridCol w:w="9506"/>
       </w:tblGrid>
       <w:tr>
-        <w:tblPrEx>
-          <w:tblCellMar>
-            <w:top w:w="0" w:type="dxa"/>
-            <w:bottom w:w="0" w:type="dxa"/>
-          </w:tblCellMar>
-        </w:tblPrEx>
         <w:tc>
           <w:tcPr>
             <w:tcW w:w="9506" w:type="dxa"/>
@@ -802,12 +818,6 @@
         </w:tc>
       </w:tr>
       <w:tr>
-        <w:tblPrEx>
-          <w:tblCellMar>
-            <w:top w:w="0" w:type="dxa"/>
-            <w:bottom w:w="0" w:type="dxa"/>
-          </w:tblCellMar>
-        </w:tblPrEx>
         <w:trPr>
           <w:trHeight w:val="320"/>
         </w:trPr>
@@ -838,12 +848,6 @@
         </w:tc>
       </w:tr>
       <w:tr>
-        <w:tblPrEx>
-          <w:tblCellMar>
-            <w:top w:w="0" w:type="dxa"/>
-            <w:bottom w:w="0" w:type="dxa"/>
-          </w:tblCellMar>
-        </w:tblPrEx>
         <w:trPr>
           <w:trHeight w:val="320"/>
         </w:trPr>
@@ -874,12 +878,6 @@
         </w:tc>
       </w:tr>
       <w:tr>
-        <w:tblPrEx>
-          <w:tblCellMar>
-            <w:top w:w="0" w:type="dxa"/>
-            <w:bottom w:w="0" w:type="dxa"/>
-          </w:tblCellMar>
-        </w:tblPrEx>
         <w:trPr>
           <w:trHeight w:val="320"/>
         </w:trPr>
@@ -956,12 +954,6 @@
         <w:gridCol w:w="9506"/>
       </w:tblGrid>
       <w:tr>
-        <w:tblPrEx>
-          <w:tblCellMar>
-            <w:top w:w="0" w:type="dxa"/>
-            <w:bottom w:w="0" w:type="dxa"/>
-          </w:tblCellMar>
-        </w:tblPrEx>
         <w:tc>
           <w:tcPr>
             <w:tcW w:w="9506" w:type="dxa"/>
@@ -1013,12 +1005,6 @@
         </w:tc>
       </w:tr>
       <w:tr>
-        <w:tblPrEx>
-          <w:tblCellMar>
-            <w:top w:w="0" w:type="dxa"/>
-            <w:bottom w:w="0" w:type="dxa"/>
-          </w:tblCellMar>
-        </w:tblPrEx>
         <w:trPr>
           <w:trHeight w:val="320"/>
         </w:trPr>
@@ -1049,12 +1035,6 @@
         </w:tc>
       </w:tr>
       <w:tr>
-        <w:tblPrEx>
-          <w:tblCellMar>
-            <w:top w:w="0" w:type="dxa"/>
-            <w:bottom w:w="0" w:type="dxa"/>
-          </w:tblCellMar>
-        </w:tblPrEx>
         <w:trPr>
           <w:trHeight w:val="320"/>
         </w:trPr>
@@ -1146,12 +1126,6 @@
         <w:gridCol w:w="9506"/>
       </w:tblGrid>
       <w:tr>
-        <w:tblPrEx>
-          <w:tblCellMar>
-            <w:top w:w="0" w:type="dxa"/>
-            <w:bottom w:w="0" w:type="dxa"/>
-          </w:tblCellMar>
-        </w:tblPrEx>
         <w:tc>
           <w:tcPr>
             <w:tcW w:w="9506" w:type="dxa"/>
@@ -1190,12 +1164,6 @@
         </w:tc>
       </w:tr>
       <w:tr>
-        <w:tblPrEx>
-          <w:tblCellMar>
-            <w:top w:w="0" w:type="dxa"/>
-            <w:bottom w:w="0" w:type="dxa"/>
-          </w:tblCellMar>
-        </w:tblPrEx>
         <w:trPr>
           <w:trHeight w:val="320"/>
         </w:trPr>
@@ -1226,12 +1194,6 @@
         </w:tc>
       </w:tr>
       <w:tr>
-        <w:tblPrEx>
-          <w:tblCellMar>
-            <w:top w:w="0" w:type="dxa"/>
-            <w:bottom w:w="0" w:type="dxa"/>
-          </w:tblCellMar>
-        </w:tblPrEx>
         <w:trPr>
           <w:trHeight w:val="320"/>
         </w:trPr>
@@ -1262,12 +1224,6 @@
         </w:tc>
       </w:tr>
       <w:tr>
-        <w:tblPrEx>
-          <w:tblCellMar>
-            <w:top w:w="0" w:type="dxa"/>
-            <w:bottom w:w="0" w:type="dxa"/>
-          </w:tblCellMar>
-        </w:tblPrEx>
         <w:trPr>
           <w:trHeight w:val="320"/>
         </w:trPr>
@@ -1298,12 +1254,6 @@
         </w:tc>
       </w:tr>
       <w:tr>
-        <w:tblPrEx>
-          <w:tblCellMar>
-            <w:top w:w="0" w:type="dxa"/>
-            <w:bottom w:w="0" w:type="dxa"/>
-          </w:tblCellMar>
-        </w:tblPrEx>
         <w:trPr>
           <w:trHeight w:val="320"/>
         </w:trPr>
@@ -1395,12 +1345,6 @@
         <w:gridCol w:w="9506"/>
       </w:tblGrid>
       <w:tr>
-        <w:tblPrEx>
-          <w:tblCellMar>
-            <w:top w:w="0" w:type="dxa"/>
-            <w:bottom w:w="0" w:type="dxa"/>
-          </w:tblCellMar>
-        </w:tblPrEx>
         <w:tc>
           <w:tcPr>
             <w:tcW w:w="9506" w:type="dxa"/>
@@ -1439,12 +1383,6 @@
         </w:tc>
       </w:tr>
       <w:tr>
-        <w:tblPrEx>
-          <w:tblCellMar>
-            <w:top w:w="0" w:type="dxa"/>
-            <w:bottom w:w="0" w:type="dxa"/>
-          </w:tblCellMar>
-        </w:tblPrEx>
         <w:trPr>
           <w:trHeight w:val="320"/>
         </w:trPr>
@@ -1475,12 +1413,6 @@
         </w:tc>
       </w:tr>
       <w:tr>
-        <w:tblPrEx>
-          <w:tblCellMar>
-            <w:top w:w="0" w:type="dxa"/>
-            <w:bottom w:w="0" w:type="dxa"/>
-          </w:tblCellMar>
-        </w:tblPrEx>
         <w:trPr>
           <w:trHeight w:val="320"/>
         </w:trPr>
@@ -1605,12 +1537,6 @@
         <w:gridCol w:w="9506"/>
       </w:tblGrid>
       <w:tr>
-        <w:tblPrEx>
-          <w:tblCellMar>
-            <w:top w:w="0" w:type="dxa"/>
-            <w:bottom w:w="0" w:type="dxa"/>
-          </w:tblCellMar>
-        </w:tblPrEx>
         <w:trPr>
           <w:trHeight w:val="2800"/>
         </w:trPr>
@@ -1698,12 +1624,6 @@
         <w:gridCol w:w="9506"/>
       </w:tblGrid>
       <w:tr>
-        <w:tblPrEx>
-          <w:tblCellMar>
-            <w:top w:w="0" w:type="dxa"/>
-            <w:bottom w:w="0" w:type="dxa"/>
-          </w:tblCellMar>
-        </w:tblPrEx>
         <w:tc>
           <w:tcPr>
             <w:tcW w:w="9506" w:type="dxa"/>
@@ -1742,12 +1662,6 @@
         </w:tc>
       </w:tr>
       <w:tr>
-        <w:tblPrEx>
-          <w:tblCellMar>
-            <w:top w:w="0" w:type="dxa"/>
-            <w:bottom w:w="0" w:type="dxa"/>
-          </w:tblCellMar>
-        </w:tblPrEx>
         <w:trPr>
           <w:trHeight w:val="320"/>
         </w:trPr>
@@ -1778,12 +1692,6 @@
         </w:tc>
       </w:tr>
       <w:tr>
-        <w:tblPrEx>
-          <w:tblCellMar>
-            <w:top w:w="0" w:type="dxa"/>
-            <w:bottom w:w="0" w:type="dxa"/>
-          </w:tblCellMar>
-        </w:tblPrEx>
         <w:trPr>
           <w:trHeight w:val="320"/>
         </w:trPr>
@@ -1814,12 +1722,6 @@
         </w:tc>
       </w:tr>
       <w:tr>
-        <w:tblPrEx>
-          <w:tblCellMar>
-            <w:top w:w="0" w:type="dxa"/>
-            <w:bottom w:w="0" w:type="dxa"/>
-          </w:tblCellMar>
-        </w:tblPrEx>
         <w:trPr>
           <w:trHeight w:val="320"/>
         </w:trPr>
@@ -1895,12 +1797,6 @@
         <w:gridCol w:w="4753"/>
       </w:tblGrid>
       <w:tr>
-        <w:tblPrEx>
-          <w:tblCellMar>
-            <w:top w:w="0" w:type="dxa"/>
-            <w:bottom w:w="0" w:type="dxa"/>
-          </w:tblCellMar>
-        </w:tblPrEx>
         <w:tc>
           <w:tcPr>
             <w:tcW w:w="4753" w:type="dxa"/>
@@ -1971,12 +1867,6 @@
         </w:tc>
       </w:tr>
       <w:tr>
-        <w:tblPrEx>
-          <w:tblCellMar>
-            <w:top w:w="0" w:type="dxa"/>
-            <w:bottom w:w="0" w:type="dxa"/>
-          </w:tblCellMar>
-        </w:tblPrEx>
         <w:trPr>
           <w:trHeight w:val="900"/>
         </w:trPr>
@@ -2254,12 +2144,6 @@
         <w:gridCol w:w="9506"/>
       </w:tblGrid>
       <w:tr>
-        <w:tblPrEx>
-          <w:tblCellMar>
-            <w:top w:w="0" w:type="dxa"/>
-            <w:bottom w:w="0" w:type="dxa"/>
-          </w:tblCellMar>
-        </w:tblPrEx>
         <w:tc>
           <w:tcPr>
             <w:tcW w:w="9506" w:type="dxa"/>
@@ -2298,12 +2182,6 @@
         </w:tc>
       </w:tr>
       <w:tr>
-        <w:tblPrEx>
-          <w:tblCellMar>
-            <w:top w:w="0" w:type="dxa"/>
-            <w:bottom w:w="0" w:type="dxa"/>
-          </w:tblCellMar>
-        </w:tblPrEx>
         <w:trPr>
           <w:trHeight w:val="320"/>
         </w:trPr>
@@ -2334,12 +2212,6 @@
         </w:tc>
       </w:tr>
       <w:tr>
-        <w:tblPrEx>
-          <w:tblCellMar>
-            <w:top w:w="0" w:type="dxa"/>
-            <w:bottom w:w="0" w:type="dxa"/>
-          </w:tblCellMar>
-        </w:tblPrEx>
         <w:trPr>
           <w:trHeight w:val="320"/>
         </w:trPr>
@@ -2417,12 +2289,6 @@
         <w:gridCol w:w="9506"/>
       </w:tblGrid>
       <w:tr>
-        <w:tblPrEx>
-          <w:tblCellMar>
-            <w:top w:w="0" w:type="dxa"/>
-            <w:bottom w:w="0" w:type="dxa"/>
-          </w:tblCellMar>
-        </w:tblPrEx>
         <w:tc>
           <w:tcPr>
             <w:tcW w:w="9506" w:type="dxa"/>
@@ -2461,12 +2327,6 @@
         </w:tc>
       </w:tr>
       <w:tr>
-        <w:tblPrEx>
-          <w:tblCellMar>
-            <w:top w:w="0" w:type="dxa"/>
-            <w:bottom w:w="0" w:type="dxa"/>
-          </w:tblCellMar>
-        </w:tblPrEx>
         <w:trPr>
           <w:trHeight w:val="320"/>
         </w:trPr>
@@ -2497,12 +2357,6 @@
         </w:tc>
       </w:tr>
       <w:tr>
-        <w:tblPrEx>
-          <w:tblCellMar>
-            <w:top w:w="0" w:type="dxa"/>
-            <w:bottom w:w="0" w:type="dxa"/>
-          </w:tblCellMar>
-        </w:tblPrEx>
         <w:trPr>
           <w:trHeight w:val="320"/>
         </w:trPr>
@@ -2594,12 +2448,6 @@
         <w:gridCol w:w="9506"/>
       </w:tblGrid>
       <w:tr>
-        <w:tblPrEx>
-          <w:tblCellMar>
-            <w:top w:w="0" w:type="dxa"/>
-            <w:bottom w:w="0" w:type="dxa"/>
-          </w:tblCellMar>
-        </w:tblPrEx>
         <w:trPr>
           <w:trHeight w:val="2800"/>
         </w:trPr>
@@ -2687,12 +2535,6 @@
         <w:gridCol w:w="9506"/>
       </w:tblGrid>
       <w:tr>
-        <w:tblPrEx>
-          <w:tblCellMar>
-            <w:top w:w="0" w:type="dxa"/>
-            <w:bottom w:w="0" w:type="dxa"/>
-          </w:tblCellMar>
-        </w:tblPrEx>
         <w:tc>
           <w:tcPr>
             <w:tcW w:w="9506" w:type="dxa"/>
@@ -2731,12 +2573,6 @@
         </w:tc>
       </w:tr>
       <w:tr>
-        <w:tblPrEx>
-          <w:tblCellMar>
-            <w:top w:w="0" w:type="dxa"/>
-            <w:bottom w:w="0" w:type="dxa"/>
-          </w:tblCellMar>
-        </w:tblPrEx>
         <w:trPr>
           <w:trHeight w:val="320"/>
         </w:trPr>
@@ -2767,12 +2603,6 @@
         </w:tc>
       </w:tr>
       <w:tr>
-        <w:tblPrEx>
-          <w:tblCellMar>
-            <w:top w:w="0" w:type="dxa"/>
-            <w:bottom w:w="0" w:type="dxa"/>
-          </w:tblCellMar>
-        </w:tblPrEx>
         <w:trPr>
           <w:trHeight w:val="320"/>
         </w:trPr>
@@ -2864,12 +2694,6 @@
         <w:gridCol w:w="9506"/>
       </w:tblGrid>
       <w:tr>
-        <w:tblPrEx>
-          <w:tblCellMar>
-            <w:top w:w="0" w:type="dxa"/>
-            <w:bottom w:w="0" w:type="dxa"/>
-          </w:tblCellMar>
-        </w:tblPrEx>
         <w:trPr>
           <w:trHeight w:val="2800"/>
         </w:trPr>
@@ -2957,12 +2781,6 @@
         <w:gridCol w:w="9506"/>
       </w:tblGrid>
       <w:tr>
-        <w:tblPrEx>
-          <w:tblCellMar>
-            <w:top w:w="0" w:type="dxa"/>
-            <w:bottom w:w="0" w:type="dxa"/>
-          </w:tblCellMar>
-        </w:tblPrEx>
         <w:tc>
           <w:tcPr>
             <w:tcW w:w="9506" w:type="dxa"/>
@@ -3001,12 +2819,6 @@
         </w:tc>
       </w:tr>
       <w:tr>
-        <w:tblPrEx>
-          <w:tblCellMar>
-            <w:top w:w="0" w:type="dxa"/>
-            <w:bottom w:w="0" w:type="dxa"/>
-          </w:tblCellMar>
-        </w:tblPrEx>
         <w:trPr>
           <w:trHeight w:val="320"/>
         </w:trPr>
@@ -3037,12 +2849,6 @@
         </w:tc>
       </w:tr>
       <w:tr>
-        <w:tblPrEx>
-          <w:tblCellMar>
-            <w:top w:w="0" w:type="dxa"/>
-            <w:bottom w:w="0" w:type="dxa"/>
-          </w:tblCellMar>
-        </w:tblPrEx>
         <w:trPr>
           <w:trHeight w:val="320"/>
         </w:trPr>
@@ -3120,12 +2926,6 @@
         <w:gridCol w:w="9506"/>
       </w:tblGrid>
       <w:tr>
-        <w:tblPrEx>
-          <w:tblCellMar>
-            <w:top w:w="0" w:type="dxa"/>
-            <w:bottom w:w="0" w:type="dxa"/>
-          </w:tblCellMar>
-        </w:tblPrEx>
         <w:tc>
           <w:tcPr>
             <w:tcW w:w="9506" w:type="dxa"/>
@@ -3164,12 +2964,6 @@
         </w:tc>
       </w:tr>
       <w:tr>
-        <w:tblPrEx>
-          <w:tblCellMar>
-            <w:top w:w="0" w:type="dxa"/>
-            <w:bottom w:w="0" w:type="dxa"/>
-          </w:tblCellMar>
-        </w:tblPrEx>
         <w:trPr>
           <w:trHeight w:val="320"/>
         </w:trPr>
@@ -3200,12 +2994,6 @@
         </w:tc>
       </w:tr>
       <w:tr>
-        <w:tblPrEx>
-          <w:tblCellMar>
-            <w:top w:w="0" w:type="dxa"/>
-            <w:bottom w:w="0" w:type="dxa"/>
-          </w:tblCellMar>
-        </w:tblPrEx>
         <w:trPr>
           <w:trHeight w:val="320"/>
         </w:trPr>
@@ -3282,12 +3070,6 @@
         <w:gridCol w:w="9506"/>
       </w:tblGrid>
       <w:tr>
-        <w:tblPrEx>
-          <w:tblCellMar>
-            <w:top w:w="0" w:type="dxa"/>
-            <w:bottom w:w="0" w:type="dxa"/>
-          </w:tblCellMar>
-        </w:tblPrEx>
         <w:tc>
           <w:tcPr>
             <w:tcW w:w="9506" w:type="dxa"/>
@@ -3326,12 +3108,6 @@
         </w:tc>
       </w:tr>
       <w:tr>
-        <w:tblPrEx>
-          <w:tblCellMar>
-            <w:top w:w="0" w:type="dxa"/>
-            <w:bottom w:w="0" w:type="dxa"/>
-          </w:tblCellMar>
-        </w:tblPrEx>
         <w:trPr>
           <w:trHeight w:val="320"/>
         </w:trPr>
@@ -3362,12 +3138,6 @@
         </w:tc>
       </w:tr>
       <w:tr>
-        <w:tblPrEx>
-          <w:tblCellMar>
-            <w:top w:w="0" w:type="dxa"/>
-            <w:bottom w:w="0" w:type="dxa"/>
-          </w:tblCellMar>
-        </w:tblPrEx>
         <w:trPr>
           <w:trHeight w:val="320"/>
         </w:trPr>
@@ -3398,12 +3168,6 @@
         </w:tc>
       </w:tr>
       <w:tr>
-        <w:tblPrEx>
-          <w:tblCellMar>
-            <w:top w:w="0" w:type="dxa"/>
-            <w:bottom w:w="0" w:type="dxa"/>
-          </w:tblCellMar>
-        </w:tblPrEx>
         <w:trPr>
           <w:trHeight w:val="320"/>
         </w:trPr>
@@ -3495,12 +3259,6 @@
         <w:gridCol w:w="9506"/>
       </w:tblGrid>
       <w:tr>
-        <w:tblPrEx>
-          <w:tblCellMar>
-            <w:top w:w="0" w:type="dxa"/>
-            <w:bottom w:w="0" w:type="dxa"/>
-          </w:tblCellMar>
-        </w:tblPrEx>
         <w:tc>
           <w:tcPr>
             <w:tcW w:w="9506" w:type="dxa"/>
@@ -3539,12 +3297,6 @@
         </w:tc>
       </w:tr>
       <w:tr>
-        <w:tblPrEx>
-          <w:tblCellMar>
-            <w:top w:w="0" w:type="dxa"/>
-            <w:bottom w:w="0" w:type="dxa"/>
-          </w:tblCellMar>
-        </w:tblPrEx>
         <w:trPr>
           <w:trHeight w:val="320"/>
         </w:trPr>
@@ -3575,12 +3327,6 @@
         </w:tc>
       </w:tr>
       <w:tr>
-        <w:tblPrEx>
-          <w:tblCellMar>
-            <w:top w:w="0" w:type="dxa"/>
-            <w:bottom w:w="0" w:type="dxa"/>
-          </w:tblCellMar>
-        </w:tblPrEx>
         <w:trPr>
           <w:trHeight w:val="320"/>
         </w:trPr>
@@ -3611,12 +3357,6 @@
         </w:tc>
       </w:tr>
       <w:tr>
-        <w:tblPrEx>
-          <w:tblCellMar>
-            <w:top w:w="0" w:type="dxa"/>
-            <w:bottom w:w="0" w:type="dxa"/>
-          </w:tblCellMar>
-        </w:tblPrEx>
         <w:trPr>
           <w:trHeight w:val="320"/>
         </w:trPr>
@@ -3708,12 +3448,6 @@
         <w:gridCol w:w="9506"/>
       </w:tblGrid>
       <w:tr>
-        <w:tblPrEx>
-          <w:tblCellMar>
-            <w:top w:w="0" w:type="dxa"/>
-            <w:bottom w:w="0" w:type="dxa"/>
-          </w:tblCellMar>
-        </w:tblPrEx>
         <w:tc>
           <w:tcPr>
             <w:tcW w:w="9506" w:type="dxa"/>
@@ -3752,12 +3486,6 @@
         </w:tc>
       </w:tr>
       <w:tr>
-        <w:tblPrEx>
-          <w:tblCellMar>
-            <w:top w:w="0" w:type="dxa"/>
-            <w:bottom w:w="0" w:type="dxa"/>
-          </w:tblCellMar>
-        </w:tblPrEx>
         <w:trPr>
           <w:trHeight w:val="320"/>
         </w:trPr>
@@ -3788,12 +3516,6 @@
         </w:tc>
       </w:tr>
       <w:tr>
-        <w:tblPrEx>
-          <w:tblCellMar>
-            <w:top w:w="0" w:type="dxa"/>
-            <w:bottom w:w="0" w:type="dxa"/>
-          </w:tblCellMar>
-        </w:tblPrEx>
         <w:trPr>
           <w:trHeight w:val="320"/>
         </w:trPr>
@@ -3864,12 +3586,6 @@
         <w:gridCol w:w="9506"/>
       </w:tblGrid>
       <w:tr>
-        <w:tblPrEx>
-          <w:tblCellMar>
-            <w:top w:w="0" w:type="dxa"/>
-            <w:bottom w:w="0" w:type="dxa"/>
-          </w:tblCellMar>
-        </w:tblPrEx>
         <w:tc>
           <w:tcPr>
             <w:tcW w:w="9506" w:type="dxa"/>
@@ -4005,12 +3721,6 @@
         <w:gridCol w:w="9506"/>
       </w:tblGrid>
       <w:tr>
-        <w:tblPrEx>
-          <w:tblCellMar>
-            <w:top w:w="0" w:type="dxa"/>
-            <w:bottom w:w="0" w:type="dxa"/>
-          </w:tblCellMar>
-        </w:tblPrEx>
         <w:tc>
           <w:tcPr>
             <w:tcW w:w="9506" w:type="dxa"/>
@@ -4050,12 +3760,6 @@
         </w:tc>
       </w:tr>
       <w:tr>
-        <w:tblPrEx>
-          <w:tblCellMar>
-            <w:top w:w="0" w:type="dxa"/>
-            <w:bottom w:w="0" w:type="dxa"/>
-          </w:tblCellMar>
-        </w:tblPrEx>
         <w:trPr>
           <w:trHeight w:val="320"/>
         </w:trPr>
@@ -4086,12 +3790,6 @@
         </w:tc>
       </w:tr>
       <w:tr>
-        <w:tblPrEx>
-          <w:tblCellMar>
-            <w:top w:w="0" w:type="dxa"/>
-            <w:bottom w:w="0" w:type="dxa"/>
-          </w:tblCellMar>
-        </w:tblPrEx>
         <w:trPr>
           <w:trHeight w:val="320"/>
         </w:trPr>
@@ -4168,12 +3866,6 @@
         <w:gridCol w:w="9506"/>
       </w:tblGrid>
       <w:tr>
-        <w:tblPrEx>
-          <w:tblCellMar>
-            <w:top w:w="0" w:type="dxa"/>
-            <w:bottom w:w="0" w:type="dxa"/>
-          </w:tblCellMar>
-        </w:tblPrEx>
         <w:tc>
           <w:tcPr>
             <w:tcW w:w="9506" w:type="dxa"/>
@@ -4212,12 +3904,6 @@
         </w:tc>
       </w:tr>
       <w:tr>
-        <w:tblPrEx>
-          <w:tblCellMar>
-            <w:top w:w="0" w:type="dxa"/>
-            <w:bottom w:w="0" w:type="dxa"/>
-          </w:tblCellMar>
-        </w:tblPrEx>
         <w:trPr>
           <w:trHeight w:val="320"/>
         </w:trPr>
@@ -4248,12 +3934,6 @@
         </w:tc>
       </w:tr>
       <w:tr>
-        <w:tblPrEx>
-          <w:tblCellMar>
-            <w:top w:w="0" w:type="dxa"/>
-            <w:bottom w:w="0" w:type="dxa"/>
-          </w:tblCellMar>
-        </w:tblPrEx>
         <w:trPr>
           <w:trHeight w:val="320"/>
         </w:trPr>
@@ -4350,12 +4030,6 @@
         <w:gridCol w:w="9506"/>
       </w:tblGrid>
       <w:tr>
-        <w:tblPrEx>
-          <w:tblCellMar>
-            <w:top w:w="0" w:type="dxa"/>
-            <w:bottom w:w="0" w:type="dxa"/>
-          </w:tblCellMar>
-        </w:tblPrEx>
         <w:tc>
           <w:tcPr>
             <w:tcW w:w="9506" w:type="dxa"/>
@@ -4394,12 +4068,6 @@
         </w:tc>
       </w:tr>
       <w:tr>
-        <w:tblPrEx>
-          <w:tblCellMar>
-            <w:top w:w="0" w:type="dxa"/>
-            <w:bottom w:w="0" w:type="dxa"/>
-          </w:tblCellMar>
-        </w:tblPrEx>
         <w:trPr>
           <w:trHeight w:val="320"/>
         </w:trPr>
@@ -4430,12 +4098,6 @@
         </w:tc>
       </w:tr>
       <w:tr>
-        <w:tblPrEx>
-          <w:tblCellMar>
-            <w:top w:w="0" w:type="dxa"/>
-            <w:bottom w:w="0" w:type="dxa"/>
-          </w:tblCellMar>
-        </w:tblPrEx>
         <w:trPr>
           <w:trHeight w:val="320"/>
         </w:trPr>
@@ -4527,12 +4189,6 @@
         <w:gridCol w:w="9506"/>
       </w:tblGrid>
       <w:tr>
-        <w:tblPrEx>
-          <w:tblCellMar>
-            <w:top w:w="0" w:type="dxa"/>
-            <w:bottom w:w="0" w:type="dxa"/>
-          </w:tblCellMar>
-        </w:tblPrEx>
         <w:tc>
           <w:tcPr>
             <w:tcW w:w="9506" w:type="dxa"/>
@@ -4571,12 +4227,6 @@
         </w:tc>
       </w:tr>
       <w:tr>
-        <w:tblPrEx>
-          <w:tblCellMar>
-            <w:top w:w="0" w:type="dxa"/>
-            <w:bottom w:w="0" w:type="dxa"/>
-          </w:tblCellMar>
-        </w:tblPrEx>
         <w:trPr>
           <w:trHeight w:val="320"/>
         </w:trPr>
@@ -4607,12 +4257,6 @@
         </w:tc>
       </w:tr>
       <w:tr>
-        <w:tblPrEx>
-          <w:tblCellMar>
-            <w:top w:w="0" w:type="dxa"/>
-            <w:bottom w:w="0" w:type="dxa"/>
-          </w:tblCellMar>
-        </w:tblPrEx>
         <w:trPr>
           <w:trHeight w:val="320"/>
         </w:trPr>
@@ -4643,12 +4287,6 @@
         </w:tc>
       </w:tr>
       <w:tr>
-        <w:tblPrEx>
-          <w:tblCellMar>
-            <w:top w:w="0" w:type="dxa"/>
-            <w:bottom w:w="0" w:type="dxa"/>
-          </w:tblCellMar>
-        </w:tblPrEx>
         <w:trPr>
           <w:trHeight w:val="320"/>
         </w:trPr>
@@ -4725,12 +4363,6 @@
         <w:gridCol w:w="9506"/>
       </w:tblGrid>
       <w:tr>
-        <w:tblPrEx>
-          <w:tblCellMar>
-            <w:top w:w="0" w:type="dxa"/>
-            <w:bottom w:w="0" w:type="dxa"/>
-          </w:tblCellMar>
-        </w:tblPrEx>
         <w:tc>
           <w:tcPr>
             <w:tcW w:w="9506" w:type="dxa"/>
@@ -4782,12 +4414,6 @@
         </w:tc>
       </w:tr>
       <w:tr>
-        <w:tblPrEx>
-          <w:tblCellMar>
-            <w:top w:w="0" w:type="dxa"/>
-            <w:bottom w:w="0" w:type="dxa"/>
-          </w:tblCellMar>
-        </w:tblPrEx>
         <w:trPr>
           <w:trHeight w:val="320"/>
         </w:trPr>
@@ -4818,12 +4444,6 @@
         </w:tc>
       </w:tr>
       <w:tr>
-        <w:tblPrEx>
-          <w:tblCellMar>
-            <w:top w:w="0" w:type="dxa"/>
-            <w:bottom w:w="0" w:type="dxa"/>
-          </w:tblCellMar>
-        </w:tblPrEx>
         <w:trPr>
           <w:trHeight w:val="320"/>
         </w:trPr>
@@ -4915,12 +4535,6 @@
         <w:gridCol w:w="9506"/>
       </w:tblGrid>
       <w:tr>
-        <w:tblPrEx>
-          <w:tblCellMar>
-            <w:top w:w="0" w:type="dxa"/>
-            <w:bottom w:w="0" w:type="dxa"/>
-          </w:tblCellMar>
-        </w:tblPrEx>
         <w:tc>
           <w:tcPr>
             <w:tcW w:w="9506" w:type="dxa"/>
@@ -4959,12 +4573,6 @@
         </w:tc>
       </w:tr>
       <w:tr>
-        <w:tblPrEx>
-          <w:tblCellMar>
-            <w:top w:w="0" w:type="dxa"/>
-            <w:bottom w:w="0" w:type="dxa"/>
-          </w:tblCellMar>
-        </w:tblPrEx>
         <w:trPr>
           <w:trHeight w:val="320"/>
         </w:trPr>
@@ -4995,12 +4603,6 @@
         </w:tc>
       </w:tr>
       <w:tr>
-        <w:tblPrEx>
-          <w:tblCellMar>
-            <w:top w:w="0" w:type="dxa"/>
-            <w:bottom w:w="0" w:type="dxa"/>
-          </w:tblCellMar>
-        </w:tblPrEx>
         <w:trPr>
           <w:trHeight w:val="320"/>
         </w:trPr>
@@ -5192,12 +4794,6 @@
         <w:gridCol w:w="9506"/>
       </w:tblGrid>
       <w:tr>
-        <w:tblPrEx>
-          <w:tblCellMar>
-            <w:top w:w="0" w:type="dxa"/>
-            <w:bottom w:w="0" w:type="dxa"/>
-          </w:tblCellMar>
-        </w:tblPrEx>
         <w:tc>
           <w:tcPr>
             <w:tcW w:w="9506" w:type="dxa"/>
@@ -5236,12 +4832,6 @@
         </w:tc>
       </w:tr>
       <w:tr>
-        <w:tblPrEx>
-          <w:tblCellMar>
-            <w:top w:w="0" w:type="dxa"/>
-            <w:bottom w:w="0" w:type="dxa"/>
-          </w:tblCellMar>
-        </w:tblPrEx>
         <w:trPr>
           <w:trHeight w:val="320"/>
         </w:trPr>
@@ -5272,12 +4862,6 @@
         </w:tc>
       </w:tr>
       <w:tr>
-        <w:tblPrEx>
-          <w:tblCellMar>
-            <w:top w:w="0" w:type="dxa"/>
-            <w:bottom w:w="0" w:type="dxa"/>
-          </w:tblCellMar>
-        </w:tblPrEx>
         <w:trPr>
           <w:trHeight w:val="320"/>
         </w:trPr>
@@ -5308,12 +4892,6 @@
         </w:tc>
       </w:tr>
       <w:tr>
-        <w:tblPrEx>
-          <w:tblCellMar>
-            <w:top w:w="0" w:type="dxa"/>
-            <w:bottom w:w="0" w:type="dxa"/>
-          </w:tblCellMar>
-        </w:tblPrEx>
         <w:trPr>
           <w:trHeight w:val="320"/>
         </w:trPr>
@@ -5390,12 +4968,6 @@
         <w:gridCol w:w="9506"/>
       </w:tblGrid>
       <w:tr>
-        <w:tblPrEx>
-          <w:tblCellMar>
-            <w:top w:w="0" w:type="dxa"/>
-            <w:bottom w:w="0" w:type="dxa"/>
-          </w:tblCellMar>
-        </w:tblPrEx>
         <w:tc>
           <w:tcPr>
             <w:tcW w:w="9506" w:type="dxa"/>
@@ -5434,12 +5006,6 @@
         </w:tc>
       </w:tr>
       <w:tr>
-        <w:tblPrEx>
-          <w:tblCellMar>
-            <w:top w:w="0" w:type="dxa"/>
-            <w:bottom w:w="0" w:type="dxa"/>
-          </w:tblCellMar>
-        </w:tblPrEx>
         <w:trPr>
           <w:trHeight w:val="320"/>
         </w:trPr>
@@ -5470,12 +5036,6 @@
         </w:tc>
       </w:tr>
       <w:tr>
-        <w:tblPrEx>
-          <w:tblCellMar>
-            <w:top w:w="0" w:type="dxa"/>
-            <w:bottom w:w="0" w:type="dxa"/>
-          </w:tblCellMar>
-        </w:tblPrEx>
         <w:trPr>
           <w:trHeight w:val="320"/>
         </w:trPr>
@@ -5552,12 +5112,6 @@
         <w:gridCol w:w="9506"/>
       </w:tblGrid>
       <w:tr>
-        <w:tblPrEx>
-          <w:tblCellMar>
-            <w:top w:w="0" w:type="dxa"/>
-            <w:bottom w:w="0" w:type="dxa"/>
-          </w:tblCellMar>
-        </w:tblPrEx>
         <w:tc>
           <w:tcPr>
             <w:tcW w:w="9506" w:type="dxa"/>
@@ -5596,12 +5150,6 @@
         </w:tc>
       </w:tr>
       <w:tr>
-        <w:tblPrEx>
-          <w:tblCellMar>
-            <w:top w:w="0" w:type="dxa"/>
-            <w:bottom w:w="0" w:type="dxa"/>
-          </w:tblCellMar>
-        </w:tblPrEx>
         <w:trPr>
           <w:trHeight w:val="320"/>
         </w:trPr>
@@ -5632,12 +5180,6 @@
         </w:tc>
       </w:tr>
       <w:tr>
-        <w:tblPrEx>
-          <w:tblCellMar>
-            <w:top w:w="0" w:type="dxa"/>
-            <w:bottom w:w="0" w:type="dxa"/>
-          </w:tblCellMar>
-        </w:tblPrEx>
         <w:trPr>
           <w:trHeight w:val="320"/>
         </w:trPr>
@@ -5714,12 +5256,6 @@
         <w:gridCol w:w="9506"/>
       </w:tblGrid>
       <w:tr>
-        <w:tblPrEx>
-          <w:tblCellMar>
-            <w:top w:w="0" w:type="dxa"/>
-            <w:bottom w:w="0" w:type="dxa"/>
-          </w:tblCellMar>
-        </w:tblPrEx>
         <w:tc>
           <w:tcPr>
             <w:tcW w:w="9506" w:type="dxa"/>
@@ -5758,12 +5294,6 @@
         </w:tc>
       </w:tr>
       <w:tr>
-        <w:tblPrEx>
-          <w:tblCellMar>
-            <w:top w:w="0" w:type="dxa"/>
-            <w:bottom w:w="0" w:type="dxa"/>
-          </w:tblCellMar>
-        </w:tblPrEx>
         <w:trPr>
           <w:trHeight w:val="320"/>
         </w:trPr>
@@ -5794,12 +5324,6 @@
         </w:tc>
       </w:tr>
       <w:tr>
-        <w:tblPrEx>
-          <w:tblCellMar>
-            <w:top w:w="0" w:type="dxa"/>
-            <w:bottom w:w="0" w:type="dxa"/>
-          </w:tblCellMar>
-        </w:tblPrEx>
         <w:trPr>
           <w:trHeight w:val="320"/>
         </w:trPr>
@@ -5830,12 +5354,6 @@
         </w:tc>
       </w:tr>
       <w:tr>
-        <w:tblPrEx>
-          <w:tblCellMar>
-            <w:top w:w="0" w:type="dxa"/>
-            <w:bottom w:w="0" w:type="dxa"/>
-          </w:tblCellMar>
-        </w:tblPrEx>
         <w:trPr>
           <w:trHeight w:val="320"/>
         </w:trPr>
@@ -5932,12 +5450,6 @@
         <w:gridCol w:w="9506"/>
       </w:tblGrid>
       <w:tr>
-        <w:tblPrEx>
-          <w:tblCellMar>
-            <w:top w:w="0" w:type="dxa"/>
-            <w:bottom w:w="0" w:type="dxa"/>
-          </w:tblCellMar>
-        </w:tblPrEx>
         <w:tc>
           <w:tcPr>
             <w:tcW w:w="9506" w:type="dxa"/>
@@ -5976,12 +5488,6 @@
         </w:tc>
       </w:tr>
       <w:tr>
-        <w:tblPrEx>
-          <w:tblCellMar>
-            <w:top w:w="0" w:type="dxa"/>
-            <w:bottom w:w="0" w:type="dxa"/>
-          </w:tblCellMar>
-        </w:tblPrEx>
         <w:trPr>
           <w:trHeight w:val="320"/>
         </w:trPr>
@@ -6012,12 +5518,6 @@
         </w:tc>
       </w:tr>
       <w:tr>
-        <w:tblPrEx>
-          <w:tblCellMar>
-            <w:top w:w="0" w:type="dxa"/>
-            <w:bottom w:w="0" w:type="dxa"/>
-          </w:tblCellMar>
-        </w:tblPrEx>
         <w:trPr>
           <w:trHeight w:val="320"/>
         </w:trPr>
@@ -6095,12 +5595,6 @@
         <w:gridCol w:w="9506"/>
       </w:tblGrid>
       <w:tr>
-        <w:tblPrEx>
-          <w:tblCellMar>
-            <w:top w:w="0" w:type="dxa"/>
-            <w:bottom w:w="0" w:type="dxa"/>
-          </w:tblCellMar>
-        </w:tblPrEx>
         <w:tc>
           <w:tcPr>
             <w:tcW w:w="9506" w:type="dxa"/>
@@ -6139,12 +5633,6 @@
         </w:tc>
       </w:tr>
       <w:tr>
-        <w:tblPrEx>
-          <w:tblCellMar>
-            <w:top w:w="0" w:type="dxa"/>
-            <w:bottom w:w="0" w:type="dxa"/>
-          </w:tblCellMar>
-        </w:tblPrEx>
         <w:trPr>
           <w:trHeight w:val="320"/>
         </w:trPr>
@@ -6175,12 +5663,6 @@
         </w:tc>
       </w:tr>
       <w:tr>
-        <w:tblPrEx>
-          <w:tblCellMar>
-            <w:top w:w="0" w:type="dxa"/>
-            <w:bottom w:w="0" w:type="dxa"/>
-          </w:tblCellMar>
-        </w:tblPrEx>
         <w:trPr>
           <w:trHeight w:val="320"/>
         </w:trPr>
@@ -6335,12 +5817,6 @@
         <w:gridCol w:w="9506"/>
       </w:tblGrid>
       <w:tr>
-        <w:tblPrEx>
-          <w:tblCellMar>
-            <w:top w:w="0" w:type="dxa"/>
-            <w:bottom w:w="0" w:type="dxa"/>
-          </w:tblCellMar>
-        </w:tblPrEx>
         <w:tc>
           <w:tcPr>
             <w:tcW w:w="9506" w:type="dxa"/>
@@ -6379,12 +5855,6 @@
         </w:tc>
       </w:tr>
       <w:tr>
-        <w:tblPrEx>
-          <w:tblCellMar>
-            <w:top w:w="0" w:type="dxa"/>
-            <w:bottom w:w="0" w:type="dxa"/>
-          </w:tblCellMar>
-        </w:tblPrEx>
         <w:trPr>
           <w:trHeight w:val="320"/>
         </w:trPr>
@@ -6415,12 +5885,6 @@
         </w:tc>
       </w:tr>
       <w:tr>
-        <w:tblPrEx>
-          <w:tblCellMar>
-            <w:top w:w="0" w:type="dxa"/>
-            <w:bottom w:w="0" w:type="dxa"/>
-          </w:tblCellMar>
-        </w:tblPrEx>
         <w:trPr>
           <w:trHeight w:val="320"/>
         </w:trPr>
@@ -6497,12 +5961,6 @@
         <w:gridCol w:w="9506"/>
       </w:tblGrid>
       <w:tr>
-        <w:tblPrEx>
-          <w:tblCellMar>
-            <w:top w:w="0" w:type="dxa"/>
-            <w:bottom w:w="0" w:type="dxa"/>
-          </w:tblCellMar>
-        </w:tblPrEx>
         <w:tc>
           <w:tcPr>
             <w:tcW w:w="9506" w:type="dxa"/>
@@ -6541,12 +5999,6 @@
         </w:tc>
       </w:tr>
       <w:tr>
-        <w:tblPrEx>
-          <w:tblCellMar>
-            <w:top w:w="0" w:type="dxa"/>
-            <w:bottom w:w="0" w:type="dxa"/>
-          </w:tblCellMar>
-        </w:tblPrEx>
         <w:trPr>
           <w:trHeight w:val="320"/>
         </w:trPr>
@@ -6577,12 +6029,6 @@
         </w:tc>
       </w:tr>
       <w:tr>
-        <w:tblPrEx>
-          <w:tblCellMar>
-            <w:top w:w="0" w:type="dxa"/>
-            <w:bottom w:w="0" w:type="dxa"/>
-          </w:tblCellMar>
-        </w:tblPrEx>
         <w:trPr>
           <w:trHeight w:val="320"/>
         </w:trPr>
@@ -6659,12 +6105,6 @@
         <w:gridCol w:w="9506"/>
       </w:tblGrid>
       <w:tr>
-        <w:tblPrEx>
-          <w:tblCellMar>
-            <w:top w:w="0" w:type="dxa"/>
-            <w:bottom w:w="0" w:type="dxa"/>
-          </w:tblCellMar>
-        </w:tblPrEx>
         <w:tc>
           <w:tcPr>
             <w:tcW w:w="9506" w:type="dxa"/>
@@ -6703,12 +6143,6 @@
         </w:tc>
       </w:tr>
       <w:tr>
-        <w:tblPrEx>
-          <w:tblCellMar>
-            <w:top w:w="0" w:type="dxa"/>
-            <w:bottom w:w="0" w:type="dxa"/>
-          </w:tblCellMar>
-        </w:tblPrEx>
         <w:trPr>
           <w:trHeight w:val="320"/>
         </w:trPr>
@@ -6739,12 +6173,6 @@
         </w:tc>
       </w:tr>
       <w:tr>
-        <w:tblPrEx>
-          <w:tblCellMar>
-            <w:top w:w="0" w:type="dxa"/>
-            <w:bottom w:w="0" w:type="dxa"/>
-          </w:tblCellMar>
-        </w:tblPrEx>
         <w:trPr>
           <w:trHeight w:val="320"/>
         </w:trPr>
@@ -6841,12 +6269,6 @@
         <w:gridCol w:w="9506"/>
       </w:tblGrid>
       <w:tr>
-        <w:tblPrEx>
-          <w:tblCellMar>
-            <w:top w:w="0" w:type="dxa"/>
-            <w:bottom w:w="0" w:type="dxa"/>
-          </w:tblCellMar>
-        </w:tblPrEx>
         <w:tc>
           <w:tcPr>
             <w:tcW w:w="9506" w:type="dxa"/>
@@ -6885,12 +6307,6 @@
         </w:tc>
       </w:tr>
       <w:tr>
-        <w:tblPrEx>
-          <w:tblCellMar>
-            <w:top w:w="0" w:type="dxa"/>
-            <w:bottom w:w="0" w:type="dxa"/>
-          </w:tblCellMar>
-        </w:tblPrEx>
         <w:trPr>
           <w:trHeight w:val="320"/>
         </w:trPr>
@@ -6921,12 +6337,6 @@
         </w:tc>
       </w:tr>
       <w:tr>
-        <w:tblPrEx>
-          <w:tblCellMar>
-            <w:top w:w="0" w:type="dxa"/>
-            <w:bottom w:w="0" w:type="dxa"/>
-          </w:tblCellMar>
-        </w:tblPrEx>
         <w:trPr>
           <w:trHeight w:val="320"/>
         </w:trPr>
@@ -6957,12 +6367,6 @@
         </w:tc>
       </w:tr>
       <w:tr>
-        <w:tblPrEx>
-          <w:tblCellMar>
-            <w:top w:w="0" w:type="dxa"/>
-            <w:bottom w:w="0" w:type="dxa"/>
-          </w:tblCellMar>
-        </w:tblPrEx>
         <w:trPr>
           <w:trHeight w:val="320"/>
         </w:trPr>
@@ -7059,12 +6463,6 @@
         <w:gridCol w:w="9506"/>
       </w:tblGrid>
       <w:tr>
-        <w:tblPrEx>
-          <w:tblCellMar>
-            <w:top w:w="0" w:type="dxa"/>
-            <w:bottom w:w="0" w:type="dxa"/>
-          </w:tblCellMar>
-        </w:tblPrEx>
         <w:tc>
           <w:tcPr>
             <w:tcW w:w="9506" w:type="dxa"/>
@@ -7103,12 +6501,6 @@
         </w:tc>
       </w:tr>
       <w:tr>
-        <w:tblPrEx>
-          <w:tblCellMar>
-            <w:top w:w="0" w:type="dxa"/>
-            <w:bottom w:w="0" w:type="dxa"/>
-          </w:tblCellMar>
-        </w:tblPrEx>
         <w:trPr>
           <w:trHeight w:val="320"/>
         </w:trPr>
@@ -7139,12 +6531,6 @@
         </w:tc>
       </w:tr>
       <w:tr>
-        <w:tblPrEx>
-          <w:tblCellMar>
-            <w:top w:w="0" w:type="dxa"/>
-            <w:bottom w:w="0" w:type="dxa"/>
-          </w:tblCellMar>
-        </w:tblPrEx>
         <w:trPr>
           <w:trHeight w:val="320"/>
         </w:trPr>
@@ -7175,12 +6561,6 @@
         </w:tc>
       </w:tr>
       <w:tr>
-        <w:tblPrEx>
-          <w:tblCellMar>
-            <w:top w:w="0" w:type="dxa"/>
-            <w:bottom w:w="0" w:type="dxa"/>
-          </w:tblCellMar>
-        </w:tblPrEx>
         <w:trPr>
           <w:trHeight w:val="320"/>
         </w:trPr>
@@ -7277,12 +6657,6 @@
         <w:gridCol w:w="9506"/>
       </w:tblGrid>
       <w:tr>
-        <w:tblPrEx>
-          <w:tblCellMar>
-            <w:top w:w="0" w:type="dxa"/>
-            <w:bottom w:w="0" w:type="dxa"/>
-          </w:tblCellMar>
-        </w:tblPrEx>
         <w:tc>
           <w:tcPr>
             <w:tcW w:w="9506" w:type="dxa"/>
@@ -7321,12 +6695,6 @@
         </w:tc>
       </w:tr>
       <w:tr>
-        <w:tblPrEx>
-          <w:tblCellMar>
-            <w:top w:w="0" w:type="dxa"/>
-            <w:bottom w:w="0" w:type="dxa"/>
-          </w:tblCellMar>
-        </w:tblPrEx>
         <w:trPr>
           <w:trHeight w:val="320"/>
         </w:trPr>
@@ -7357,12 +6725,6 @@
         </w:tc>
       </w:tr>
       <w:tr>
-        <w:tblPrEx>
-          <w:tblCellMar>
-            <w:top w:w="0" w:type="dxa"/>
-            <w:bottom w:w="0" w:type="dxa"/>
-          </w:tblCellMar>
-        </w:tblPrEx>
         <w:trPr>
           <w:trHeight w:val="320"/>
         </w:trPr>
@@ -7439,12 +6801,6 @@
         <w:gridCol w:w="9506"/>
       </w:tblGrid>
       <w:tr>
-        <w:tblPrEx>
-          <w:tblCellMar>
-            <w:top w:w="0" w:type="dxa"/>
-            <w:bottom w:w="0" w:type="dxa"/>
-          </w:tblCellMar>
-        </w:tblPrEx>
         <w:tc>
           <w:tcPr>
             <w:tcW w:w="9506" w:type="dxa"/>
@@ -7496,12 +6852,6 @@
         </w:tc>
       </w:tr>
       <w:tr>
-        <w:tblPrEx>
-          <w:tblCellMar>
-            <w:top w:w="0" w:type="dxa"/>
-            <w:bottom w:w="0" w:type="dxa"/>
-          </w:tblCellMar>
-        </w:tblPrEx>
         <w:trPr>
           <w:trHeight w:val="320"/>
         </w:trPr>
@@ -7532,12 +6882,6 @@
         </w:tc>
       </w:tr>
       <w:tr>
-        <w:tblPrEx>
-          <w:tblCellMar>
-            <w:top w:w="0" w:type="dxa"/>
-            <w:bottom w:w="0" w:type="dxa"/>
-          </w:tblCellMar>
-        </w:tblPrEx>
         <w:trPr>
           <w:trHeight w:val="320"/>
         </w:trPr>
@@ -7614,12 +6958,6 @@
         <w:gridCol w:w="9506"/>
       </w:tblGrid>
       <w:tr>
-        <w:tblPrEx>
-          <w:tblCellMar>
-            <w:top w:w="0" w:type="dxa"/>
-            <w:bottom w:w="0" w:type="dxa"/>
-          </w:tblCellMar>
-        </w:tblPrEx>
         <w:tc>
           <w:tcPr>
             <w:tcW w:w="9506" w:type="dxa"/>
@@ -7658,12 +6996,6 @@
         </w:tc>
       </w:tr>
       <w:tr>
-        <w:tblPrEx>
-          <w:tblCellMar>
-            <w:top w:w="0" w:type="dxa"/>
-            <w:bottom w:w="0" w:type="dxa"/>
-          </w:tblCellMar>
-        </w:tblPrEx>
         <w:trPr>
           <w:trHeight w:val="320"/>
         </w:trPr>
@@ -7694,12 +7026,6 @@
         </w:tc>
       </w:tr>
       <w:tr>
-        <w:tblPrEx>
-          <w:tblCellMar>
-            <w:top w:w="0" w:type="dxa"/>
-            <w:bottom w:w="0" w:type="dxa"/>
-          </w:tblCellMar>
-        </w:tblPrEx>
         <w:trPr>
           <w:trHeight w:val="320"/>
         </w:trPr>
@@ -7776,12 +7102,6 @@
         <w:gridCol w:w="9506"/>
       </w:tblGrid>
       <w:tr>
-        <w:tblPrEx>
-          <w:tblCellMar>
-            <w:top w:w="0" w:type="dxa"/>
-            <w:bottom w:w="0" w:type="dxa"/>
-          </w:tblCellMar>
-        </w:tblPrEx>
         <w:trPr>
           <w:trHeight w:val="2800"/>
         </w:trPr>
@@ -7878,12 +7198,6 @@
         <w:gridCol w:w="9506"/>
       </w:tblGrid>
       <w:tr>
-        <w:tblPrEx>
-          <w:tblCellMar>
-            <w:top w:w="0" w:type="dxa"/>
-            <w:bottom w:w="0" w:type="dxa"/>
-          </w:tblCellMar>
-        </w:tblPrEx>
         <w:tc>
           <w:tcPr>
             <w:tcW w:w="9506" w:type="dxa"/>
@@ -7922,12 +7236,6 @@
         </w:tc>
       </w:tr>
       <w:tr>
-        <w:tblPrEx>
-          <w:tblCellMar>
-            <w:top w:w="0" w:type="dxa"/>
-            <w:bottom w:w="0" w:type="dxa"/>
-          </w:tblCellMar>
-        </w:tblPrEx>
         <w:trPr>
           <w:trHeight w:val="320"/>
         </w:trPr>
@@ -7958,12 +7266,6 @@
         </w:tc>
       </w:tr>
       <w:tr>
-        <w:tblPrEx>
-          <w:tblCellMar>
-            <w:top w:w="0" w:type="dxa"/>
-            <w:bottom w:w="0" w:type="dxa"/>
-          </w:tblCellMar>
-        </w:tblPrEx>
         <w:trPr>
           <w:trHeight w:val="320"/>
         </w:trPr>
@@ -8065,12 +7367,6 @@
         <w:gridCol w:w="9506"/>
       </w:tblGrid>
       <w:tr>
-        <w:tblPrEx>
-          <w:tblCellMar>
-            <w:top w:w="0" w:type="dxa"/>
-            <w:bottom w:w="0" w:type="dxa"/>
-          </w:tblCellMar>
-        </w:tblPrEx>
         <w:tc>
           <w:tcPr>
             <w:tcW w:w="9506" w:type="dxa"/>
@@ -8109,12 +7405,6 @@
         </w:tc>
       </w:tr>
       <w:tr>
-        <w:tblPrEx>
-          <w:tblCellMar>
-            <w:top w:w="0" w:type="dxa"/>
-            <w:bottom w:w="0" w:type="dxa"/>
-          </w:tblCellMar>
-        </w:tblPrEx>
         <w:trPr>
           <w:trHeight w:val="320"/>
         </w:trPr>
@@ -8145,12 +7435,6 @@
         </w:tc>
       </w:tr>
       <w:tr>
-        <w:tblPrEx>
-          <w:tblCellMar>
-            <w:top w:w="0" w:type="dxa"/>
-            <w:bottom w:w="0" w:type="dxa"/>
-          </w:tblCellMar>
-        </w:tblPrEx>
         <w:trPr>
           <w:trHeight w:val="320"/>
         </w:trPr>
@@ -8227,12 +7511,6 @@
         <w:gridCol w:w="9506"/>
       </w:tblGrid>
       <w:tr>
-        <w:tblPrEx>
-          <w:tblCellMar>
-            <w:top w:w="0" w:type="dxa"/>
-            <w:bottom w:w="0" w:type="dxa"/>
-          </w:tblCellMar>
-        </w:tblPrEx>
         <w:tc>
           <w:tcPr>
             <w:tcW w:w="9506" w:type="dxa"/>
@@ -8271,12 +7549,6 @@
         </w:tc>
       </w:tr>
       <w:tr>
-        <w:tblPrEx>
-          <w:tblCellMar>
-            <w:top w:w="0" w:type="dxa"/>
-            <w:bottom w:w="0" w:type="dxa"/>
-          </w:tblCellMar>
-        </w:tblPrEx>
         <w:trPr>
           <w:trHeight w:val="320"/>
         </w:trPr>
@@ -8307,12 +7579,6 @@
         </w:tc>
       </w:tr>
       <w:tr>
-        <w:tblPrEx>
-          <w:tblCellMar>
-            <w:top w:w="0" w:type="dxa"/>
-            <w:bottom w:w="0" w:type="dxa"/>
-          </w:tblCellMar>
-        </w:tblPrEx>
         <w:trPr>
           <w:trHeight w:val="320"/>
         </w:trPr>
@@ -8389,12 +7655,6 @@
         <w:gridCol w:w="9506"/>
       </w:tblGrid>
       <w:tr>
-        <w:tblPrEx>
-          <w:tblCellMar>
-            <w:top w:w="0" w:type="dxa"/>
-            <w:bottom w:w="0" w:type="dxa"/>
-          </w:tblCellMar>
-        </w:tblPrEx>
         <w:tc>
           <w:tcPr>
             <w:tcW w:w="9506" w:type="dxa"/>
@@ -8433,12 +7693,6 @@
         </w:tc>
       </w:tr>
       <w:tr>
-        <w:tblPrEx>
-          <w:tblCellMar>
-            <w:top w:w="0" w:type="dxa"/>
-            <w:bottom w:w="0" w:type="dxa"/>
-          </w:tblCellMar>
-        </w:tblPrEx>
         <w:trPr>
           <w:trHeight w:val="320"/>
         </w:trPr>
@@ -8469,12 +7723,6 @@
         </w:tc>
       </w:tr>
       <w:tr>
-        <w:tblPrEx>
-          <w:tblCellMar>
-            <w:top w:w="0" w:type="dxa"/>
-            <w:bottom w:w="0" w:type="dxa"/>
-          </w:tblCellMar>
-        </w:tblPrEx>
         <w:trPr>
           <w:trHeight w:val="320"/>
         </w:trPr>

--- a/A1_introduction/Reflection-Log-Block1.docx
+++ b/A1_introduction/Reflection-Log-Block1.docx
@@ -318,6 +318,16 @@
                 <w:lang w:val="en-US"/>
               </w:rPr>
               <w:t>Date</w:t>
+            </w:r>
+            <w:r>
+              <w:rPr>
+                <w:b/>
+                <w:bCs/>
+                <w:sz w:val="18"/>
+                <w:szCs w:val="18"/>
+                <w:lang w:val="en-US"/>
+              </w:rPr>
+              <w:t>s</w:t>
             </w:r>
           </w:p>
         </w:tc>

--- a/A1_introduction/Reflection-Log-Block1.docx
+++ b/A1_introduction/Reflection-Log-Block1.docx
@@ -115,64 +115,8 @@
                 <w:szCs w:val="18"/>
                 <w:lang w:val="en-US"/>
               </w:rPr>
-              <w:t>Name</w:t>
+              <w:t xml:space="preserve">Full </w:t>
             </w:r>
-          </w:p>
-        </w:tc>
-        <w:tc>
-          <w:tcPr>
-            <w:tcW w:w="7706" w:type="dxa"/>
-            <w:tcBorders>
-              <w:top w:val="single" w:sz="1" w:space="0" w:color="CCCCCC"/>
-              <w:left w:val="single" w:sz="1" w:space="0" w:color="CCCCCC"/>
-              <w:bottom w:val="single" w:sz="1" w:space="0" w:color="CCCCCC"/>
-              <w:right w:val="single" w:sz="1" w:space="0" w:color="CCCCCC"/>
-            </w:tcBorders>
-            <w:shd w:val="clear" w:color="auto" w:fill="FFFFFF"/>
-            <w:tcMar>
-              <w:top w:w="60" w:type="dxa"/>
-              <w:left w:w="120" w:type="dxa"/>
-              <w:bottom w:w="60" w:type="dxa"/>
-              <w:right w:w="120" w:type="dxa"/>
-            </w:tcMar>
-          </w:tcPr>
-          <w:p>
-            <w:pPr>
-              <w:rPr>
-                <w:lang w:val="en-US"/>
-              </w:rPr>
-            </w:pPr>
-          </w:p>
-        </w:tc>
-      </w:tr>
-      <w:tr>
-        <w:trPr>
-          <w:trHeight w:val="400"/>
-        </w:trPr>
-        <w:tc>
-          <w:tcPr>
-            <w:tcW w:w="1800" w:type="dxa"/>
-            <w:tcBorders>
-              <w:top w:val="single" w:sz="1" w:space="0" w:color="CCCCCC"/>
-              <w:left w:val="single" w:sz="1" w:space="0" w:color="CCCCCC"/>
-              <w:bottom w:val="single" w:sz="1" w:space="0" w:color="CCCCCC"/>
-              <w:right w:val="single" w:sz="1" w:space="0" w:color="CCCCCC"/>
-            </w:tcBorders>
-            <w:shd w:val="clear" w:color="auto" w:fill="F5F5F5"/>
-            <w:tcMar>
-              <w:top w:w="60" w:type="dxa"/>
-              <w:left w:w="120" w:type="dxa"/>
-              <w:bottom w:w="60" w:type="dxa"/>
-              <w:right w:w="120" w:type="dxa"/>
-            </w:tcMar>
-            <w:vAlign w:val="center"/>
-          </w:tcPr>
-          <w:p>
-            <w:pPr>
-              <w:rPr>
-                <w:lang w:val="en-US"/>
-              </w:rPr>
-            </w:pPr>
             <w:r>
               <w:rPr>
                 <w:b/>
@@ -238,12 +182,69 @@
               <w:rPr>
                 <w:b/>
                 <w:bCs/>
-                <w:sz w:val="18"/>
-                <w:szCs w:val="18"/>
                 <w:lang w:val="en-US"/>
               </w:rPr>
             </w:pPr>
             <w:r>
+              <w:rPr>
+                <w:b/>
+                <w:bCs/>
+                <w:lang w:val="en-US"/>
+              </w:rPr>
+              <w:t>Institution</w:t>
+            </w:r>
+          </w:p>
+        </w:tc>
+        <w:tc>
+          <w:tcPr>
+            <w:tcW w:w="7706" w:type="dxa"/>
+            <w:tcBorders>
+              <w:top w:val="single" w:sz="1" w:space="0" w:color="CCCCCC"/>
+              <w:left w:val="single" w:sz="1" w:space="0" w:color="CCCCCC"/>
+              <w:bottom w:val="single" w:sz="1" w:space="0" w:color="CCCCCC"/>
+              <w:right w:val="single" w:sz="1" w:space="0" w:color="CCCCCC"/>
+            </w:tcBorders>
+            <w:shd w:val="clear" w:color="auto" w:fill="FFFFFF"/>
+            <w:tcMar>
+              <w:top w:w="60" w:type="dxa"/>
+              <w:left w:w="120" w:type="dxa"/>
+              <w:bottom w:w="60" w:type="dxa"/>
+              <w:right w:w="120" w:type="dxa"/>
+            </w:tcMar>
+          </w:tcPr>
+          <w:p>
+            <w:pPr>
+              <w:rPr>
+                <w:lang w:val="en-US"/>
+              </w:rPr>
+            </w:pPr>
+          </w:p>
+        </w:tc>
+      </w:tr>
+      <w:tr>
+        <w:trPr>
+          <w:trHeight w:val="400"/>
+        </w:trPr>
+        <w:tc>
+          <w:tcPr>
+            <w:tcW w:w="1800" w:type="dxa"/>
+            <w:tcBorders>
+              <w:top w:val="single" w:sz="1" w:space="0" w:color="CCCCCC"/>
+              <w:left w:val="single" w:sz="1" w:space="0" w:color="CCCCCC"/>
+              <w:bottom w:val="single" w:sz="1" w:space="0" w:color="CCCCCC"/>
+              <w:right w:val="single" w:sz="1" w:space="0" w:color="CCCCCC"/>
+            </w:tcBorders>
+            <w:shd w:val="clear" w:color="auto" w:fill="F5F5F5"/>
+            <w:tcMar>
+              <w:top w:w="60" w:type="dxa"/>
+              <w:left w:w="120" w:type="dxa"/>
+              <w:bottom w:w="60" w:type="dxa"/>
+              <w:right w:w="120" w:type="dxa"/>
+            </w:tcMar>
+            <w:vAlign w:val="center"/>
+          </w:tcPr>
+          <w:p>
+            <w:pPr>
               <w:rPr>
                 <w:b/>
                 <w:bCs/>
@@ -251,7 +252,16 @@
                 <w:szCs w:val="18"/>
                 <w:lang w:val="en-US"/>
               </w:rPr>
-              <w:t>Name</w:t>
+            </w:pPr>
+            <w:r>
+              <w:rPr>
+                <w:b/>
+                <w:bCs/>
+                <w:sz w:val="18"/>
+                <w:szCs w:val="18"/>
+                <w:lang w:val="en-US"/>
+              </w:rPr>
+              <w:t>E-Mail</w:t>
             </w:r>
           </w:p>
         </w:tc>
